--- a/docs/lab5-p1-p4.docx
+++ b/docs/lab5-p1-p4.docx
@@ -16552,7 +16552,16 @@
       </w:pPr>
       <w:r>
         <w:rPr/>
-        <w:t xml:space="preserve">API Gateway является единой точкой входа GraphQL. Перед выполнением каждой защищённой Query или Mutation он запускает GraphQlAuthenticationInterceptor. Открытыми остаются только register и login. Для остальных операций шлюз извлекает заголовок Authorization, передаёт Bearer-токен в Auth Service и получает сведения о проверенном пользователе.</w:t>
+        <w:t xml:space="preserve">Механизм выдачи и проверки JWT реализован в пункте 1, а хранение и проверка активной Redis-сессии — в пункте 2. В данном пункте эти механизмы используются API Gateway для защиты GraphQL API. Открытыми остаются только операции register и login. Все остальные Query и Mutation считаются защищёнными.</w:t>
+      </w:r>
+    </w:p>
+    <w:p>
+      <w:pPr>
+        <w:jc w:val="both"/>
+      </w:pPr>
+      <w:r>
+        <w:rPr/>
+        <w:t xml:space="preserve">Перед выполнением защищённой операции GraphQlAuthenticationInterceptor получает заголовок Authorization и передаёт Bearer-токен в Auth Service. Auth Service проверяет подпись и срок действия JWT, затем наличие активной Redis-сессии. Если заголовок отсутствует, токен некорректен, истёк или сессия не найдена, API Gateway возвращает HTTP 401 Unauthorized и не вызывает GraphQL-резолвер.</w:t>
       </w:r>
     </w:p>
     <w:p>
@@ -16563,7 +16572,47 @@
         <w:rPr>
           <w:b/>
         </w:rPr>
-        <w:t xml:space="preserve">Листинг 31 – проверка JWT в GraphQL-перехватчике</w:t>
+        <w:t xml:space="preserve">4.2. Запрещать доступ к операциям без действующей сессии</w:t>
+      </w:r>
+    </w:p>
+    <w:p>
+      <w:pPr>
+        <w:jc w:val="both"/>
+      </w:pPr>
+      <w:r>
+        <w:rPr/>
+        <w:t xml:space="preserve">Проверка JWT сама по себе не даёт доступа к API. После проверки токена Auth Service по его идентификатору jti ищет ключ auth:session:{jti} в Redis. Правила создания ключа, его срока жизни и удаления рассмотрены в пункте 2. Поэтому пользователь с ранее выданным, но отозванным токеном не может выполнить защищённый запрос: ему требуется повторный вход в систему.</w:t>
+      </w:r>
+    </w:p>
+    <w:p>
+      <w:pPr>
+        <w:jc w:val="both"/>
+      </w:pPr>
+      <w:r>
+        <w:rPr>
+          <w:b/>
+        </w:rPr>
+        <w:t xml:space="preserve">4.3. Передавать информацию о пользователе и его роли в сервисный слой</w:t>
+      </w:r>
+    </w:p>
+    <w:p>
+      <w:pPr>
+        <w:jc w:val="both"/>
+      </w:pPr>
+      <w:r>
+        <w:rPr/>
+        <w:t xml:space="preserve">После успешной проверки Auth Service возвращает сведения о текущем пользователе: идентификатор, e-mail и роль. API Gateway сохраняет их в GraphQLContext. Роль используется при разграничении доступа, описанном в пункте 3, а идентификатор пользователя передаётся в личные операции сервисного слоя. Клиент не передаёт свой userId в аргументах запроса и не может подменить его идентификатором другого пользователя.</w:t>
+      </w:r>
+    </w:p>
+    <w:p>
+      <w:pPr>
+        <w:jc w:val="both"/>
+      </w:pPr>
+      <w:r>
+        <w:rPr>
+          <w:b/>
+        </w:rPr>
+        <w:t xml:space="preserve">Листинг 31 – сохранение проверенного пользователя в GraphQLContext</w:t>
       </w:r>
     </w:p>
     <w:p>
@@ -16576,43 +16625,15 @@
           <w:rFonts w:ascii="Courier New" w:hAnsi="Courier New" w:eastAsia="Courier New"/>
           <w:sz w:val="18"/>
         </w:rPr>
-        <w:t xml:space="preserve">@Override</w:t>
-        <w:br/>
-        <w:t xml:space="preserve">public Mono&lt;WebGraphQlResponse&gt; intercept(</w:t>
-        <w:br/>
-        <w:t xml:space="preserve">        WebGraphQlRequest request, Chain chain) {</w:t>
-        <w:br/>
-        <w:t xml:space="preserve">    if (authorizationPolicy.isPublicOperation(request.getDocument())) {</w:t>
-        <w:br/>
-        <w:t xml:space="preserve">        return chain.next(request);</w:t>
-        <w:br/>
-        <w:t xml:space="preserve">    }</w:t>
-        <w:br/>
-        <w:t xml:space="preserve"/>
-        <w:br/>
-        <w:t xml:space="preserve">    String authorizationHeader = request.getHeaders()</w:t>
-        <w:br/>
-        <w:t xml:space="preserve">            .getFirst(HttpHeaders.AUTHORIZATION);</w:t>
-        <w:br/>
-        <w:t xml:space="preserve">    SessionUserDto authenticatedUser;</w:t>
-        <w:br/>
-        <w:t xml:space="preserve">    try {</w:t>
-        <w:br/>
-        <w:t xml:space="preserve">        authenticatedUser = authServiceClient</w:t>
-        <w:br/>
-        <w:t xml:space="preserve">                .validateSession(authorizationHeader);</w:t>
-        <w:br/>
-        <w:t xml:space="preserve">    } catch (IllegalArgumentException exception) {</w:t>
-        <w:br/>
-        <w:t xml:space="preserve">        return Mono.error(new ResponseStatusException(</w:t>
-        <w:br/>
-        <w:t xml:space="preserve">                HttpStatus.UNAUTHORIZED, exception.getMessage()));</w:t>
-        <w:br/>
-        <w:t xml:space="preserve">    }</w:t>
-        <w:br/>
-        <w:t xml:space="preserve">    // дальнейшая проверка прав и передача контекста</w:t>
-        <w:br/>
-        <w:t xml:space="preserve">}</w:t>
+        <w:t xml:space="preserve">request.configureExecutionInput((executionInput, builder) -&gt; builder</w:t>
+        <w:br/>
+        <w:t xml:space="preserve">        .graphQLContext(context -&gt; context.put(</w:t>
+        <w:br/>
+        <w:t xml:space="preserve">                AUTHENTICATED_USER_CONTEXT_KEY,</w:t>
+        <w:br/>
+        <w:t xml:space="preserve">                authenticatedUser))</w:t>
+        <w:br/>
+        <w:t xml:space="preserve">        .build());</w:t>
       </w:r>
     </w:p>
     <w:p>
@@ -16621,7 +16642,7 @@
       </w:pPr>
       <w:r>
         <w:rPr/>
-        <w:t xml:space="preserve">Auth Service проверяет формат Bearer-токена, подпись HS384 и срок действия claim exp. Некорректный, изменённый или просроченный JWT не проходит проверку. В этом случае GraphQL-операция не запускается, а клиент получает HTTP 401 Unauthorized.</w:t>
+        <w:t xml:space="preserve">В контекст помещается SessionUserDto, полученный только после проверки JWT и Redis-сессии. В листинге не повторяется реализация проверки токена и сессии, так как она приведена в пункте 2.</w:t>
       </w:r>
     </w:p>
     <w:p>
@@ -16632,27 +16653,7 @@
         <w:rPr>
           <w:b/>
         </w:rPr>
-        <w:t xml:space="preserve">4.2. Запрещать доступ к операциям без действующей сессии</w:t>
-      </w:r>
-    </w:p>
-    <w:p>
-      <w:pPr>
-        <w:jc w:val="both"/>
-      </w:pPr>
-      <w:r>
-        <w:rPr/>
-        <w:t xml:space="preserve">Одного действительного JWT недостаточно. После проверки подписи Auth Service извлекает jti токена и ищет ключ auth:session:{jti} в Redis. Если ключ отсутствует, истёк или не совпадает с данными JWT, сессия считается завершённой. Это позволяет потребовать повторный вход даже до окончания срока действия самого токена.</w:t>
-      </w:r>
-    </w:p>
-    <w:p>
-      <w:pPr>
-        <w:jc w:val="both"/>
-      </w:pPr>
-      <w:r>
-        <w:rPr>
-          <w:b/>
-        </w:rPr>
-        <w:t xml:space="preserve">Листинг 32 – проверка Redis-сессии</w:t>
+        <w:t xml:space="preserve">Листинг 32 – использование текущего пользователя в сервисном слое</w:t>
       </w:r>
     </w:p>
     <w:p>
@@ -16665,41 +16666,27 @@
           <w:rFonts w:ascii="Courier New" w:hAnsi="Courier New" w:eastAsia="Courier New"/>
           <w:sz w:val="18"/>
         </w:rPr>
-        <w:t xml:space="preserve">public SessionValidationResponse validateSession(</w:t>
-        <w:br/>
-        <w:t xml:space="preserve">        String authorizationHeader) {</w:t>
-        <w:br/>
-        <w:t xml:space="preserve">    String token = extractBearerToken(authorizationHeader);</w:t>
-        <w:br/>
-        <w:t xml:space="preserve">    Claims claims = jwtService.parseClaims(token);</w:t>
-        <w:br/>
-        <w:t xml:space="preserve">    String storedSession = redisTemplate.opsForValue()</w:t>
-        <w:br/>
-        <w:t xml:space="preserve">            .get(keyFor(claims));</w:t>
-        <w:br/>
-        <w:t xml:space="preserve">    if (storedSession == null) {</w:t>
-        <w:br/>
-        <w:t xml:space="preserve">        throw reauthenticationRequired();</w:t>
-        <w:br/>
-        <w:t xml:space="preserve">    }</w:t>
-        <w:br/>
-        <w:t xml:space="preserve"/>
-        <w:br/>
-        <w:t xml:space="preserve">    Long userId = claims.get("userId", Long.class);</w:t>
-        <w:br/>
-        <w:t xml:space="preserve">    String email = claims.getSubject();</w:t>
-        <w:br/>
-        <w:t xml:space="preserve">    String role = claims.get("role", String.class);</w:t>
-        <w:br/>
-        <w:t xml:space="preserve">    String expectedSession = userId + "|" + email + "|" + role;</w:t>
-        <w:br/>
-        <w:t xml:space="preserve">    if (!expectedSession.equals(storedSession)) {</w:t>
-        <w:br/>
-        <w:t xml:space="preserve">        throw reauthenticationRequired();</w:t>
-        <w:br/>
-        <w:t xml:space="preserve">    }</w:t>
-        <w:br/>
-        <w:t xml:space="preserve">    return new SessionValidationResponse(userId, email, role);</w:t>
+        <w:t xml:space="preserve">@MutationMapping</w:t>
+        <w:br/>
+        <w:t xml:space="preserve">public BookingDto bookWorkout(</w:t>
+        <w:br/>
+        <w:t xml:space="preserve">        @Argument BookWorkoutInputDto input,</w:t>
+        <w:br/>
+        <w:t xml:space="preserve">        @ContextValue(GraphQlAuthenticationInterceptor</w:t>
+        <w:br/>
+        <w:t xml:space="preserve">                .AUTHENTICATED_USER_CONTEXT_KEY)</w:t>
+        <w:br/>
+        <w:t xml:space="preserve">        SessionUserDto authenticatedUser) {</w:t>
+        <w:br/>
+        <w:t xml:space="preserve">    Long clientId = AuthenticatedUserContext</w:t>
+        <w:br/>
+        <w:t xml:space="preserve">            .require(authenticatedUser)</w:t>
+        <w:br/>
+        <w:t xml:space="preserve">            .userId();</w:t>
+        <w:br/>
+        <w:t xml:space="preserve">    return bookingServiceClient.bookWorkout(</w:t>
+        <w:br/>
+        <w:t xml:space="preserve">            clientId, input.idWorkout());</w:t>
         <w:br/>
         <w:t xml:space="preserve">}</w:t>
       </w:r>
@@ -16710,7 +16697,7 @@
       </w:pPr>
       <w:r>
         <w:rPr/>
-        <w:t xml:space="preserve">При отсутствии активной сессии формируется сообщение Active session not found. Please authenticate again и HTTP 401. Поэтому удаление Redis-ключа завершает доступ пользователя к защищённым операциям.</w:t>
+        <w:t xml:space="preserve">Метод AuthenticatedUserContext.require() дополнительно проверяет наличие объекта в контексте. При его отсутствии формируется HTTP 401. В сервис бронирований передаётся clientId из проверенной сессии, а не значение, полученное от клиента.</w:t>
       </w:r>
     </w:p>
     <w:p>
@@ -16721,7 +16708,7 @@
         <w:rPr>
           <w:b/>
         </w:rPr>
-        <w:t xml:space="preserve">4.3. Передавать информацию о пользователе и его роли в сервисный слой</w:t>
+        <w:t xml:space="preserve">4.4. Тестирование защиты GraphQL API</w:t>
       </w:r>
     </w:p>
     <w:p>
@@ -16730,7 +16717,7 @@
       </w:pPr>
       <w:r>
         <w:rPr/>
-        <w:t xml:space="preserve">После успешной проверки Auth Service возвращает идентификатор пользователя, email и роль. API Gateway помещает эти сведения в GraphQL-контекст. Обработчики личных операций получают SessionUserDto из контекста, а затем передают userId в сервис бронирований или тренировок. Идентификатор клиента больше не задаётся константой в коде.</w:t>
+        <w:t xml:space="preserve">Для защищённых запросов в Altair в разделе Headers указывается заголовок Authorization: Bearer &lt;токен_из_login&gt;. Запросы регистрации, входа и проверки Redis-сессии уже приведены в пунктах 1–2, поэтому здесь использованы другие проверки, относящиеся к защите GraphQL API.</w:t>
       </w:r>
     </w:p>
     <w:p>
@@ -16741,7 +16728,7 @@
         <w:rPr>
           <w:b/>
         </w:rPr>
-        <w:t xml:space="preserve">Листинг 33 – сохранение проверенного пользователя в GraphQL-контексте</w:t>
+        <w:t xml:space="preserve">Листинг 33 – обращение к защищённой операции без JWT</w:t>
       </w:r>
     </w:p>
     <w:p>
@@ -16754,15 +16741,26 @@
           <w:rFonts w:ascii="Courier New" w:hAnsi="Courier New" w:eastAsia="Courier New"/>
           <w:sz w:val="18"/>
         </w:rPr>
-        <w:t xml:space="preserve">request.configureExecutionInput((executionInput, builder) -&gt; builder</w:t>
-        <w:br/>
-        <w:t xml:space="preserve">        .graphQLContext(context -&gt; context.put(</w:t>
-        <w:br/>
-        <w:t xml:space="preserve">                AUTHENTICATED_USER_CONTEXT_KEY,</w:t>
-        <w:br/>
-        <w:t xml:space="preserve">                authenticatedUser))</w:t>
-        <w:br/>
-        <w:t xml:space="preserve">        .build());</w:t>
+        <w:t xml:space="preserve">query {</w:t>
+        <w:br/>
+        <w:t xml:space="preserve">  trainingPrograms {</w:t>
+        <w:br/>
+        <w:t xml:space="preserve">    idTrainingProgram</w:t>
+        <w:br/>
+        <w:t xml:space="preserve">    title</w:t>
+        <w:br/>
+        <w:t xml:space="preserve">  }</w:t>
+        <w:br/>
+        <w:t xml:space="preserve">}</w:t>
+      </w:r>
+    </w:p>
+    <w:p>
+      <w:pPr>
+        <w:jc w:val="both"/>
+      </w:pPr>
+      <w:r>
+        <w:rPr/>
+        <w:t xml:space="preserve">Запрос отправляется без заголовка Authorization. Ожидаемый результат — HTTP 401 Unauthorized. Это подтверждает, что API Gateway не передаёт неаутентифицированный запрос в резолвер.</w:t>
       </w:r>
     </w:p>
     <w:p>
@@ -16773,7 +16771,7 @@
         <w:rPr>
           <w:b/>
         </w:rPr>
-        <w:t xml:space="preserve">Листинг 34 – использование пользователя в личной операции</w:t>
+        <w:t xml:space="preserve">Листинг 34 – получение собственных данных из GraphQLContext</w:t>
       </w:r>
     </w:p>
     <w:p>
@@ -16786,25 +16784,17 @@
           <w:rFonts w:ascii="Courier New" w:hAnsi="Courier New" w:eastAsia="Courier New"/>
           <w:sz w:val="18"/>
         </w:rPr>
-        <w:t xml:space="preserve">@MutationMapping</w:t>
-        <w:br/>
-        <w:t xml:space="preserve">public BookingDto bookWorkout(</w:t>
-        <w:br/>
-        <w:t xml:space="preserve">        @Argument Long workoutId,</w:t>
-        <w:br/>
-        <w:t xml:space="preserve">        @ContextValue(GraphQlAuthenticationInterceptor</w:t>
-        <w:br/>
-        <w:t xml:space="preserve">                .AUTHENTICATED_USER_CONTEXT_KEY)</w:t>
-        <w:br/>
-        <w:t xml:space="preserve">        SessionUserDto authenticatedUser) {</w:t>
-        <w:br/>
-        <w:t xml:space="preserve">    Long clientId = AuthenticatedUserContext</w:t>
-        <w:br/>
-        <w:t xml:space="preserve">            .require(authenticatedUser)</w:t>
-        <w:br/>
-        <w:t xml:space="preserve">            .userId();</w:t>
-        <w:br/>
-        <w:t xml:space="preserve">    return bookingServiceClient.bookWorkout(clientId, workoutId);</w:t>
+        <w:t xml:space="preserve">query {</w:t>
+        <w:br/>
+        <w:t xml:space="preserve">  myProgress {</w:t>
+        <w:br/>
+        <w:t xml:space="preserve">    idProgress</w:t>
+        <w:br/>
+        <w:t xml:space="preserve">    completionPercentage</w:t>
+        <w:br/>
+        <w:t xml:space="preserve">    date</w:t>
+        <w:br/>
+        <w:t xml:space="preserve">  }</w:t>
         <w:br/>
         <w:t xml:space="preserve">}</w:t>
       </w:r>
@@ -16815,7 +16805,7 @@
       </w:pPr>
       <w:r>
         <w:rPr/>
-        <w:t xml:space="preserve">Тот же подход используется для myBookings, mySubscriptions, myPayments, myProgress, cancelBooking и createSubscription. Роль из SessionUserDto передаётся в GraphQlAuthorizationPolicy, который разрешает или запрещает Query и Mutation до вызова обработчика.</w:t>
+        <w:t xml:space="preserve">Запрос выполняется с действительным JWT и активной Redis-сессией. Аргумент userId отсутствует: API Gateway получает его из SessionUserDto и передаёт в сервисный слой. Ожидаемый результат — HTTP 200 OK и данные прогресса текущего пользователя.</w:t>
       </w:r>
     </w:p>
     <w:p>
@@ -16826,27 +16816,7 @@
         <w:rPr>
           <w:b/>
         </w:rPr>
-        <w:t xml:space="preserve">4.4. Тестирование защиты GraphQL API</w:t>
-      </w:r>
-    </w:p>
-    <w:p>
-      <w:pPr>
-        <w:jc w:val="both"/>
-      </w:pPr>
-      <w:r>
-        <w:rPr/>
-        <w:t xml:space="preserve">Для защищённых запросов в Altair указывается заголовок Authorization: Bearer &lt;токен_из_login&gt;. Ниже приведены текстовые запросы; изображения запросов и ответов не используются.</w:t>
-      </w:r>
-    </w:p>
-    <w:p>
-      <w:pPr>
-        <w:jc w:val="both"/>
-      </w:pPr>
-      <w:r>
-        <w:rPr>
-          <w:b/>
-        </w:rPr>
-        <w:t xml:space="preserve">Листинг 35 – запрос без JWT</w:t>
+        <w:t xml:space="preserve">Листинг 35 – запись текущего пользователя на занятие</w:t>
       </w:r>
     </w:p>
     <w:p>
@@ -16859,13 +16829,17 @@
           <w:rFonts w:ascii="Courier New" w:hAnsi="Courier New" w:eastAsia="Courier New"/>
           <w:sz w:val="18"/>
         </w:rPr>
-        <w:t xml:space="preserve">query {</w:t>
-        <w:br/>
-        <w:t xml:space="preserve">  trainingPrograms {</w:t>
-        <w:br/>
-        <w:t xml:space="preserve">    idTrainingProgram</w:t>
-        <w:br/>
-        <w:t xml:space="preserve">    name</w:t>
+        <w:t xml:space="preserve">mutation {</w:t>
+        <w:br/>
+        <w:t xml:space="preserve">  bookWorkout(input: {</w:t>
+        <w:br/>
+        <w:t xml:space="preserve">    idWorkout: 1</w:t>
+        <w:br/>
+        <w:t xml:space="preserve">  }) {</w:t>
+        <w:br/>
+        <w:t xml:space="preserve">    idBooking</w:t>
+        <w:br/>
+        <w:t xml:space="preserve">    status</w:t>
         <w:br/>
         <w:t xml:space="preserve">  }</w:t>
         <w:br/>
@@ -16878,7 +16852,7 @@
       </w:pPr>
       <w:r>
         <w:rPr/>
-        <w:t xml:space="preserve">Запрос выполняется без заголовка Authorization. Ожидается HTTP 401, так как защищённая операция не получает JWT.</w:t>
+        <w:t xml:space="preserve">Запрос выполняется с JWT клиента. В аргументах передаётся только idWorkout; идентификатор клиента определяется по проверенной сессии. Ожидаемый результат — HTTP 200 OK и создание записи от имени текущего пользователя. Подменить клиента передачей другого userId невозможно.</w:t>
       </w:r>
     </w:p>
     <w:p>
@@ -16889,32 +16863,7 @@
         <w:rPr>
           <w:b/>
         </w:rPr>
-        <w:t xml:space="preserve">Листинг 36 – запрос с действительным JWT и сессией</w:t>
-      </w:r>
-    </w:p>
-    <w:p>
-      <w:pPr>
-        <w:jc w:val="both"/>
-        <w:shd w:fill="F2F2F2"/>
-      </w:pPr>
-      <w:r>
-        <w:rPr>
-          <w:rFonts w:ascii="Courier New" w:hAnsi="Courier New" w:eastAsia="Courier New"/>
-          <w:sz w:val="18"/>
-        </w:rPr>
-        <w:t xml:space="preserve">query {</w:t>
-        <w:br/>
-        <w:t xml:space="preserve">  trainingPrograms {</w:t>
-        <w:br/>
-        <w:t xml:space="preserve">    idTrainingProgram</w:t>
-        <w:br/>
-        <w:t xml:space="preserve">    name</w:t>
-        <w:br/>
-        <w:t xml:space="preserve">    difficultyLevel</w:t>
-        <w:br/>
-        <w:t xml:space="preserve">  }</w:t>
-        <w:br/>
-        <w:t xml:space="preserve">}</w:t>
+        <w:t xml:space="preserve">Вывод по пункту 4</w:t>
       </w:r>
     </w:p>
     <w:p>
@@ -16923,7 +16872,7 @@
       </w:pPr>
       <w:r>
         <w:rPr/>
-        <w:t xml:space="preserve">С заголовком Authorization: Bearer &lt;токен&gt; запрос выполняется. Это подтверждает одновременную проверку JWT и Redis-сессии.</w:t>
+        <w:t xml:space="preserve">GraphQL API защищён до вызова резолверов: для защищённых операций проверяются JWT и активная Redis-сессия. При отсутствии действующей аутентификации возвращается HTTP 401. Информация о проверенном пользователе и его роли передаётся через GraphQLContext в сервисный слой, а доступ к операциям дополнительно ограничивается ролью согласно пункту 3.</w:t>
       </w:r>
     </w:p>
     <w:p>
@@ -16934,34 +16883,7 @@
         <w:rPr>
           <w:b/>
         </w:rPr>
-        <w:t xml:space="preserve">Листинг 37 – личный запрос с идентификатором из контекста</w:t>
-      </w:r>
-    </w:p>
-    <w:p>
-      <w:pPr>
-        <w:jc w:val="both"/>
-        <w:shd w:fill="F2F2F2"/>
-      </w:pPr>
-      <w:r>
-        <w:rPr>
-          <w:rFonts w:ascii="Courier New" w:hAnsi="Courier New" w:eastAsia="Courier New"/>
-          <w:sz w:val="18"/>
-        </w:rPr>
-        <w:t xml:space="preserve">query {</w:t>
-        <w:br/>
-        <w:t xml:space="preserve">  myProgress {</w:t>
-        <w:br/>
-        <w:t xml:space="preserve">    idProgress</w:t>
-        <w:br/>
-        <w:t xml:space="preserve">    date</w:t>
-        <w:br/>
-        <w:t xml:space="preserve">    value</w:t>
-        <w:br/>
-        <w:t xml:space="preserve">    trainerComment</w:t>
-        <w:br/>
-        <w:t xml:space="preserve">  }</w:t>
-        <w:br/>
-        <w:t xml:space="preserve">}</w:t>
+        <w:t xml:space="preserve">Общий вывод по лабораторной работе № 5</w:t>
       </w:r>
     </w:p>
     <w:p>
@@ -16970,90 +16892,7 @@
       </w:pPr>
       <w:r>
         <w:rPr/>
-        <w:t xml:space="preserve">Для запроса не передаётся clientId. API Gateway получает идентификатор пользователя из SessionUserDto и передаёт его в сервисный слой. Это исключает подмену идентификатора другого клиента в аргументах GraphQL.</w:t>
-      </w:r>
-    </w:p>
-    <w:p>
-      <w:pPr>
-        <w:jc w:val="both"/>
-      </w:pPr>
-      <w:r>
-        <w:rPr>
-          <w:b/>
-        </w:rPr>
-        <w:t xml:space="preserve">Листинг 38 – запрос после удаления Redis-сессии</w:t>
-      </w:r>
-    </w:p>
-    <w:p>
-      <w:pPr>
-        <w:jc w:val="both"/>
-        <w:shd w:fill="F2F2F2"/>
-      </w:pPr>
-      <w:r>
-        <w:rPr>
-          <w:rFonts w:ascii="Courier New" w:hAnsi="Courier New" w:eastAsia="Courier New"/>
-          <w:sz w:val="18"/>
-        </w:rPr>
-        <w:t xml:space="preserve">query {</w:t>
-        <w:br/>
-        <w:t xml:space="preserve">  trainingPrograms {</w:t>
-        <w:br/>
-        <w:t xml:space="preserve">    idTrainingProgram</w:t>
-        <w:br/>
-        <w:t xml:space="preserve">    name</w:t>
-        <w:br/>
-        <w:t xml:space="preserve">  }</w:t>
-        <w:br/>
-        <w:t xml:space="preserve">}</w:t>
-      </w:r>
-    </w:p>
-    <w:p>
-      <w:pPr>
-        <w:jc w:val="both"/>
-      </w:pPr>
-      <w:r>
-        <w:rPr/>
-        <w:t xml:space="preserve">Перед отправкой удалить ключ auth:session:{jti} командой redis-cli. С тем же JWT запрос возвращает HTTP 401 и требует выполнить login повторно. После нового login создаётся новая сессия, и защищённый запрос снова доступен.</w:t>
-      </w:r>
-    </w:p>
-    <w:p>
-      <w:pPr>
-        <w:jc w:val="both"/>
-      </w:pPr>
-      <w:r>
-        <w:rPr>
-          <w:b/>
-        </w:rPr>
-        <w:t xml:space="preserve">Вывод по пункту 4</w:t>
-      </w:r>
-    </w:p>
-    <w:p>
-      <w:pPr>
-        <w:jc w:val="both"/>
-      </w:pPr>
-      <w:r>
-        <w:rPr/>
-        <w:t xml:space="preserve">GraphQL API защищён проверкой JWT, наличия Redis-сессии и роли пользователя. Неаутентифицированный пользователь не получает доступ к защищённым операциям. Проверенный пользователь и его роль передаются через GraphQL-контекст в сервисный слой, а права на Query и Mutation проверяются до выполнения бизнес-операции.</w:t>
-      </w:r>
-    </w:p>
-    <w:p>
-      <w:pPr>
-        <w:jc w:val="both"/>
-      </w:pPr>
-      <w:r>
-        <w:rPr>
-          <w:b/>
-        </w:rPr>
-        <w:t xml:space="preserve">Общий вывод по лабораторной работе № 5</w:t>
-      </w:r>
-    </w:p>
-    <w:p>
-      <w:pPr>
-        <w:jc w:val="both"/>
-      </w:pPr>
-      <w:r>
-        <w:rPr/>
-        <w:t xml:space="preserve">Реализованы регистрация и вход пользователей, проверка учётных данных, JWT, хранение пользователей и ролей, активные Redis-сессии, ролевая авторизация и защита GraphQL API. Сквозная проверка подтвердила работу пунктов 1–4: корректный вход, отказ при неверном пароле, создание и истечение Redis-сессии, повторную аутентификацию, разграничение ролей client, trainer и admin, а также передачу проверенного пользователя в личные операции.</w:t>
+        <w:t xml:space="preserve">Реализованы регистрация и вход пользователей, проверка учётных данных, JWT, хранение пользователей и ролей, активные Redis-сессии, ролевая авторизация и защита GraphQL API. Реализация обеспечивает повторную аутентификацию после завершения сессии, запрещает несанкционированные обращения и передаёт в бизнес-логику только проверенные сведения о пользователе.</w:t>
       </w:r>
     </w:p>
     <w:sectPr>

--- a/docs/lab5-p1-p4.docx
+++ b/docs/lab5-p1-p4.docx
@@ -16670,7 +16670,7 @@
         <w:br/>
         <w:t xml:space="preserve">public BookingDto bookWorkout(</w:t>
         <w:br/>
-        <w:t xml:space="preserve">        @Argument BookWorkoutInputDto input,</w:t>
+        <w:t xml:space="preserve">        @Argument Long workoutId,</w:t>
         <w:br/>
         <w:t xml:space="preserve">        @ContextValue(GraphQlAuthenticationInterceptor</w:t>
         <w:br/>
@@ -16686,7 +16686,7 @@
         <w:br/>
         <w:t xml:space="preserve">    return bookingServiceClient.bookWorkout(</w:t>
         <w:br/>
-        <w:t xml:space="preserve">            clientId, input.idWorkout());</w:t>
+        <w:t xml:space="preserve">            clientId, workoutId);</w:t>
         <w:br/>
         <w:t xml:space="preserve">}</w:t>
       </w:r>

--- a/docs/lab5-p1-p4.docx
+++ b/docs/lab5-p1-p4.docx
@@ -16831,11 +16831,7 @@
         </w:rPr>
         <w:t xml:space="preserve">mutation {</w:t>
         <w:br/>
-        <w:t xml:space="preserve">  bookWorkout(input: {</w:t>
-        <w:br/>
-        <w:t xml:space="preserve">    idWorkout: 1</w:t>
-        <w:br/>
-        <w:t xml:space="preserve">  }) {</w:t>
+        <w:t xml:space="preserve">  bookWorkout(workoutId: 1) {</w:t>
         <w:br/>
         <w:t xml:space="preserve">    idBooking</w:t>
         <w:br/>
